--- a/content/member-assets/power-washing-driveway-sprint/client-faqs.docx
+++ b/content/member-assets/power-washing-driveway-sprint/client-faqs.docx
@@ -759,7 +759,7 @@
               <w:pStyle w:val="TableCell"/>
             </w:pPr>
             <w:r>
-              <w:t xml:space="preserve">How to use these FAQs — Place these on the sales page, in a proposal, or below the checkout section for this pack.</w:t>
+              <w:t xml:space="preserve">How to use these FAQs - Place these on the sales page, in a proposal, or below the checkout section for this pack.</w:t>
             </w:r>
           </w:p>
         </w:tc>
@@ -801,7 +801,7 @@
               <w:pStyle w:val="TableCell"/>
             </w:pPr>
             <w:r>
-              <w:t xml:space="preserve">Buyer FAQs — What do I receive? You receive a focused power washing driveway sprint with the agreed…</w:t>
+              <w:t xml:space="preserve">Buyer FAQs - What do I receive? You receive a focused power washing driveway sprint with the agreed…</w:t>
             </w:r>
           </w:p>
         </w:tc>
@@ -845,7 +845,7 @@
               <w:pStyle w:val="TableCell"/>
             </w:pPr>
             <w:r>
-              <w:t xml:space="preserve">Objection-handling notes — If the buyer says they are too busy, reduce the required inputs and offer one clear review…</w:t>
+              <w:t xml:space="preserve">Objection-handling notes - If the buyer says they are too busy, reduce the required inputs and offer one clear review…</w:t>
             </w:r>
           </w:p>
         </w:tc>
@@ -887,7 +887,7 @@
               <w:pStyle w:val="TableCell"/>
             </w:pPr>
             <w:r>
-              <w:t xml:space="preserve">Website preview copy — Use this FAQ pack to answer the common questions a homeowners, landlords, property…</w:t>
+              <w:t xml:space="preserve">Website preview copy - Use this FAQ pack to answer the common questions a homeowners, landlords, property…</w:t>
             </w:r>
           </w:p>
         </w:tc>
@@ -931,7 +931,7 @@
               <w:pStyle w:val="TableCell"/>
             </w:pPr>
             <w:r>
-              <w:t xml:space="preserve">Delivery standards (shared) — This asset is for homeowners, landlords, property managers, and small commercial sites…</w:t>
+              <w:t xml:space="preserve">Delivery standards (shared) - This asset is for homeowners, landlords, property managers, and small commercial sites…</w:t>
             </w:r>
           </w:p>
         </w:tc>
@@ -1371,7 +1371,7 @@
     <w:lvl w:ilvl="0">
       <w:start w:val="1"/>
       <w:numFmt w:val="bullet"/>
-      <w:lvlText w:val="–"/>
+      <w:lvlText w:val="-"/>
       <w:pPr>
         <w:ind w:left="540" w:hanging="220"/>
       </w:pPr>
